--- a/PROTOTYPE_ARCHITECTURE.docx
+++ b/PROTOTYPE_ARCHITECTURE.docx
@@ -395,7 +395,7 @@
     <w:p>
       <w:r>
         <w:pict w14:anchorId="09E88FFD">
-          <v:rect id="_x0000_i1103" style="width:0;height:1.5pt" o:hralign="center" o:hrstd="t" o:hr="t" fillcolor="#a0a0a0" stroked="f"/>
+          <v:rect id="_x0000_i1025" style="width:0;height:1.5pt" o:hralign="center" o:hrstd="t" o:hr="t" fillcolor="#a0a0a0" stroked="f"/>
         </w:pict>
       </w:r>
     </w:p>
@@ -518,7 +518,7 @@
     <w:p>
       <w:r>
         <w:pict w14:anchorId="39E895DB">
-          <v:rect id="_x0000_i1104" style="width:0;height:1.5pt" o:hralign="center" o:hrstd="t" o:hr="t" fillcolor="#a0a0a0" stroked="f"/>
+          <v:rect id="_x0000_i1026" style="width:0;height:1.5pt" o:hralign="center" o:hrstd="t" o:hr="t" fillcolor="#a0a0a0" stroked="f"/>
         </w:pict>
       </w:r>
     </w:p>
@@ -658,7 +658,7 @@
     <w:p>
       <w:r>
         <w:pict w14:anchorId="2AC9CE33">
-          <v:rect id="_x0000_i1105" style="width:0;height:1.5pt" o:hralign="center" o:hrstd="t" o:hr="t" fillcolor="#a0a0a0" stroked="f"/>
+          <v:rect id="_x0000_i1027" style="width:0;height:1.5pt" o:hralign="center" o:hrstd="t" o:hr="t" fillcolor="#a0a0a0" stroked="f"/>
         </w:pict>
       </w:r>
     </w:p>
@@ -850,7 +850,7 @@
     <w:p>
       <w:r>
         <w:pict w14:anchorId="1AF833A0">
-          <v:rect id="_x0000_i1106" style="width:0;height:1.5pt" o:hralign="center" o:hrstd="t" o:hr="t" fillcolor="#a0a0a0" stroked="f"/>
+          <v:rect id="_x0000_i1028" style="width:0;height:1.5pt" o:hralign="center" o:hrstd="t" o:hr="t" fillcolor="#a0a0a0" stroked="f"/>
         </w:pict>
       </w:r>
     </w:p>
@@ -1080,7 +1080,7 @@
     <w:p>
       <w:r>
         <w:pict w14:anchorId="3EE14456">
-          <v:rect id="_x0000_i1107" style="width:0;height:1.5pt" o:hralign="center" o:hrstd="t" o:hr="t" fillcolor="#a0a0a0" stroked="f"/>
+          <v:rect id="_x0000_i1029" style="width:0;height:1.5pt" o:hralign="center" o:hrstd="t" o:hr="t" fillcolor="#a0a0a0" stroked="f"/>
         </w:pict>
       </w:r>
     </w:p>
@@ -1191,7 +1191,7 @@
     <w:p>
       <w:r>
         <w:pict w14:anchorId="63076E75">
-          <v:rect id="_x0000_i1108" style="width:0;height:1.5pt" o:hralign="center" o:hrstd="t" o:hr="t" fillcolor="#a0a0a0" stroked="f"/>
+          <v:rect id="_x0000_i1030" style="width:0;height:1.5pt" o:hralign="center" o:hrstd="t" o:hr="t" fillcolor="#a0a0a0" stroked="f"/>
         </w:pict>
       </w:r>
     </w:p>
@@ -1350,7 +1350,7 @@
     <w:p>
       <w:r>
         <w:pict w14:anchorId="2F2568D4">
-          <v:rect id="_x0000_i1109" style="width:0;height:1.5pt" o:hralign="center" o:hrstd="t" o:hr="t" fillcolor="#a0a0a0" stroked="f"/>
+          <v:rect id="_x0000_i1031" style="width:0;height:1.5pt" o:hralign="center" o:hrstd="t" o:hr="t" fillcolor="#a0a0a0" stroked="f"/>
         </w:pict>
       </w:r>
     </w:p>
@@ -1502,7 +1502,7 @@
     <w:p>
       <w:r>
         <w:pict w14:anchorId="49335D30">
-          <v:rect id="_x0000_i1110" style="width:0;height:1.5pt" o:hralign="center" o:hrstd="t" o:hr="t" fillcolor="#a0a0a0" stroked="f"/>
+          <v:rect id="_x0000_i1032" style="width:0;height:1.5pt" o:hralign="center" o:hrstd="t" o:hr="t" fillcolor="#a0a0a0" stroked="f"/>
         </w:pict>
       </w:r>
     </w:p>
@@ -1619,7 +1619,7 @@
     <w:p>
       <w:r>
         <w:pict w14:anchorId="528AE1EA">
-          <v:rect id="_x0000_i1111" style="width:0;height:1.5pt" o:hralign="center" o:hrstd="t" o:hr="t" fillcolor="#a0a0a0" stroked="f"/>
+          <v:rect id="_x0000_i1033" style="width:0;height:1.5pt" o:hralign="center" o:hrstd="t" o:hr="t" fillcolor="#a0a0a0" stroked="f"/>
         </w:pict>
       </w:r>
     </w:p>
@@ -1756,7 +1756,7 @@
     <w:p>
       <w:r>
         <w:pict w14:anchorId="3509A1EE">
-          <v:rect id="_x0000_i1112" style="width:0;height:1.5pt" o:hralign="center" o:hrstd="t" o:hr="t" fillcolor="#a0a0a0" stroked="f"/>
+          <v:rect id="_x0000_i1034" style="width:0;height:1.5pt" o:hralign="center" o:hrstd="t" o:hr="t" fillcolor="#a0a0a0" stroked="f"/>
         </w:pict>
       </w:r>
     </w:p>
@@ -1890,7 +1890,7 @@
     <w:p>
       <w:r>
         <w:pict w14:anchorId="4D95EBB8">
-          <v:rect id="_x0000_i1113" style="width:0;height:1.5pt" o:hralign="center" o:hrstd="t" o:hr="t" fillcolor="#a0a0a0" stroked="f"/>
+          <v:rect id="_x0000_i1035" style="width:0;height:1.5pt" o:hralign="center" o:hrstd="t" o:hr="t" fillcolor="#a0a0a0" stroked="f"/>
         </w:pict>
       </w:r>
     </w:p>
@@ -2010,7 +2010,7 @@
     <w:p>
       <w:r>
         <w:pict w14:anchorId="0B80DDE5">
-          <v:rect id="_x0000_i1114" style="width:0;height:1.5pt" o:hralign="center" o:hrstd="t" o:hr="t" fillcolor="#a0a0a0" stroked="f"/>
+          <v:rect id="_x0000_i1036" style="width:0;height:1.5pt" o:hralign="center" o:hrstd="t" o:hr="t" fillcolor="#a0a0a0" stroked="f"/>
         </w:pict>
       </w:r>
     </w:p>
@@ -2128,7 +2128,7 @@
     <w:p>
       <w:r>
         <w:pict w14:anchorId="69CD4AD1">
-          <v:rect id="_x0000_i1115" style="width:0;height:1.5pt" o:hralign="center" o:hrstd="t" o:hr="t" fillcolor="#a0a0a0" stroked="f"/>
+          <v:rect id="_x0000_i1037" style="width:0;height:1.5pt" o:hralign="center" o:hrstd="t" o:hr="t" fillcolor="#a0a0a0" stroked="f"/>
         </w:pict>
       </w:r>
     </w:p>
@@ -2221,6 +2221,281 @@
         <w:t>All in a manageable prototype.</w:t>
       </w:r>
     </w:p>
+    <w:p/>
+    <w:p/>
+    <w:p/>
+    <w:p/>
+    <w:p/>
+    <w:p>
+      <w:r>
+        <w:rPr>
+          <w:highlight w:val="yellow"/>
+        </w:rPr>
+        <w:t>Super Admin (department HQ)</w:t>
+      </w:r>
+      <w:r>
+        <w:rPr>
+          <w:highlight w:val="yellow"/>
+        </w:rPr>
+        <w:br/>
+        <w:t>↓ sees all zones</w:t>
+      </w:r>
+      <w:r>
+        <w:rPr>
+          <w:highlight w:val="yellow"/>
+        </w:rPr>
+        <w:br/>
+        <w:t>Admin (zone / branch head)</w:t>
+      </w:r>
+      <w:r>
+        <w:rPr>
+          <w:highlight w:val="yellow"/>
+        </w:rPr>
+        <w:br/>
+        <w:t>↓ sees complaints in that zone</w:t>
+      </w:r>
+      <w:r>
+        <w:rPr>
+          <w:highlight w:val="yellow"/>
+        </w:rPr>
+        <w:br/>
+        <w:t>Employee (field worker)</w:t>
+      </w:r>
+      <w:r>
+        <w:rPr>
+          <w:highlight w:val="yellow"/>
+        </w:rPr>
+        <w:br/>
+        <w:t>↓ sees tasks assigned to them</w:t>
+      </w:r>
+      <w:r>
+        <w:rPr>
+          <w:highlight w:val="yellow"/>
+        </w:rPr>
+        <w:br/>
+        <w:t>Citizen</w:t>
+      </w:r>
+      <w:r>
+        <w:rPr>
+          <w:highlight w:val="yellow"/>
+        </w:rPr>
+        <w:br/>
+        <w:t>↓ submits complaints</w:t>
+      </w:r>
+    </w:p>
+    <w:p/>
+    <w:p/>
+    <w:p>
+      <w:r>
+        <w:rPr>
+          <w:highlight w:val="yellow"/>
+        </w:rPr>
+        <w:t>complaint location</w:t>
+      </w:r>
+      <w:r>
+        <w:rPr>
+          <w:highlight w:val="yellow"/>
+        </w:rPr>
+        <w:br/>
+        <w:t>↓</w:t>
+      </w:r>
+      <w:r>
+        <w:rPr>
+          <w:highlight w:val="yellow"/>
+        </w:rPr>
+        <w:br/>
+      </w:r>
+      <w:proofErr w:type="spellStart"/>
+      <w:r>
+        <w:rPr>
+          <w:highlight w:val="yellow"/>
+        </w:rPr>
+        <w:t>ST_Contains</w:t>
+      </w:r>
+      <w:proofErr w:type="spellEnd"/>
+      <w:r>
+        <w:rPr>
+          <w:highlight w:val="yellow"/>
+        </w:rPr>
+        <w:t>(</w:t>
+      </w:r>
+      <w:proofErr w:type="spellStart"/>
+      <w:r>
+        <w:rPr>
+          <w:highlight w:val="yellow"/>
+        </w:rPr>
+        <w:t>zone.boundary</w:t>
+      </w:r>
+      <w:proofErr w:type="spellEnd"/>
+      <w:r>
+        <w:rPr>
+          <w:highlight w:val="yellow"/>
+        </w:rPr>
+        <w:t xml:space="preserve">, </w:t>
+      </w:r>
+      <w:proofErr w:type="spellStart"/>
+      <w:r>
+        <w:rPr>
+          <w:highlight w:val="yellow"/>
+        </w:rPr>
+        <w:t>complaint.location</w:t>
+      </w:r>
+      <w:proofErr w:type="spellEnd"/>
+      <w:r>
+        <w:rPr>
+          <w:highlight w:val="yellow"/>
+        </w:rPr>
+        <w:t>)</w:t>
+      </w:r>
+      <w:r>
+        <w:rPr>
+          <w:highlight w:val="yellow"/>
+        </w:rPr>
+        <w:br/>
+        <w:t>↓</w:t>
+      </w:r>
+      <w:r>
+        <w:rPr>
+          <w:highlight w:val="yellow"/>
+        </w:rPr>
+        <w:br/>
+        <w:t>zone assigned</w:t>
+      </w:r>
+      <w:r>
+        <w:rPr>
+          <w:highlight w:val="yellow"/>
+        </w:rPr>
+        <w:br/>
+        <w:t>↓</w:t>
+      </w:r>
+      <w:r>
+        <w:rPr>
+          <w:highlight w:val="yellow"/>
+        </w:rPr>
+        <w:br/>
+        <w:t>admin visibility</w:t>
+      </w:r>
+    </w:p>
+    <w:p/>
+    <w:p/>
+    <w:p>
+      <w:pPr>
+        <w:rPr>
+          <w:b/>
+          <w:bCs/>
+        </w:rPr>
+      </w:pPr>
+      <w:r>
+        <w:rPr>
+          <w:b/>
+          <w:bCs/>
+        </w:rPr>
+        <w:t>6. Access Control Logic</w:t>
+      </w:r>
+    </w:p>
+    <w:p>
+      <w:r>
+        <w:t>Admin queries must filter by zone.</w:t>
+      </w:r>
+    </w:p>
+    <w:p>
+      <w:r>
+        <w:t>Example:</w:t>
+      </w:r>
+    </w:p>
+    <w:p>
+      <w:r>
+        <w:t>Admin dashboard complaints:</w:t>
+      </w:r>
+    </w:p>
+    <w:p>
+      <w:r>
+        <w:t>SELECT *</w:t>
+      </w:r>
+      <w:r>
+        <w:br/>
+        <w:t>FROM complaints</w:t>
+      </w:r>
+      <w:r>
+        <w:br/>
+        <w:t xml:space="preserve">WHERE </w:t>
+      </w:r>
+      <w:proofErr w:type="spellStart"/>
+      <w:r>
+        <w:t>zone_id</w:t>
+      </w:r>
+      <w:proofErr w:type="spellEnd"/>
+      <w:r>
+        <w:t xml:space="preserve"> = :</w:t>
+      </w:r>
+      <w:proofErr w:type="spellStart"/>
+      <w:r>
+        <w:t>admin_zone</w:t>
+      </w:r>
+      <w:proofErr w:type="spellEnd"/>
+      <w:r>
+        <w:br/>
+        <w:t xml:space="preserve">ORDER BY </w:t>
+      </w:r>
+      <w:proofErr w:type="spellStart"/>
+      <w:r>
+        <w:t>created_at</w:t>
+      </w:r>
+      <w:proofErr w:type="spellEnd"/>
+      <w:r>
+        <w:t xml:space="preserve"> DESC;</w:t>
+      </w:r>
+    </w:p>
+    <w:p>
+      <w:r>
+        <w:t>Super admin:</w:t>
+      </w:r>
+    </w:p>
+    <w:p>
+      <w:r>
+        <w:t>SELECT * FROM complaints</w:t>
+      </w:r>
+      <w:r>
+        <w:br/>
+        <w:t xml:space="preserve">WHERE </w:t>
+      </w:r>
+      <w:proofErr w:type="spellStart"/>
+      <w:r>
+        <w:t>department_id</w:t>
+      </w:r>
+      <w:proofErr w:type="spellEnd"/>
+      <w:r>
+        <w:t xml:space="preserve"> = :dept</w:t>
+      </w:r>
+    </w:p>
+    <w:p>
+      <w:r>
+        <w:t>Employee tasks:</w:t>
+      </w:r>
+    </w:p>
+    <w:p>
+      <w:r>
+        <w:lastRenderedPageBreak/>
+        <w:t>SELECT *</w:t>
+      </w:r>
+      <w:r>
+        <w:br/>
+        <w:t>FROM tasks</w:t>
+      </w:r>
+      <w:r>
+        <w:br/>
+        <w:t xml:space="preserve">WHERE </w:t>
+      </w:r>
+      <w:proofErr w:type="spellStart"/>
+      <w:r>
+        <w:t>employee_id</w:t>
+      </w:r>
+      <w:proofErr w:type="spellEnd"/>
+      <w:r>
+        <w:t xml:space="preserve"> = :user</w:t>
+      </w:r>
+    </w:p>
+    <w:p/>
     <w:p/>
     <w:sectPr>
       <w:pgSz w:w="11906" w:h="16838"/>

--- a/PROTOTYPE_ARCHITECTURE.docx
+++ b/PROTOTYPE_ARCHITECTURE.docx
@@ -2493,6 +2493,215 @@
       <w:proofErr w:type="spellEnd"/>
       <w:r>
         <w:t xml:space="preserve"> = :user</w:t>
+      </w:r>
+    </w:p>
+    <w:p>
+      <w:pPr>
+        <w:rPr>
+          <w:b/>
+          <w:bCs/>
+        </w:rPr>
+      </w:pPr>
+      <w:r>
+        <w:rPr>
+          <w:b/>
+          <w:bCs/>
+        </w:rPr>
+        <w:t>11. What Your System Now Supports</w:t>
+      </w:r>
+    </w:p>
+    <w:p>
+      <w:r>
+        <w:t xml:space="preserve">Your prototype now models </w:t>
+      </w:r>
+      <w:r>
+        <w:rPr>
+          <w:b/>
+          <w:bCs/>
+        </w:rPr>
+        <w:t>real municipal structure</w:t>
+      </w:r>
+      <w:r>
+        <w:t>:</w:t>
+      </w:r>
+    </w:p>
+    <w:p>
+      <w:r>
+        <w:t>Department</w:t>
+      </w:r>
+      <w:r>
+        <w:br/>
+        <w:t xml:space="preserve">   ↓</w:t>
+      </w:r>
+      <w:r>
+        <w:br/>
+        <w:t>Zones</w:t>
+      </w:r>
+      <w:r>
+        <w:br/>
+        <w:t xml:space="preserve">   ↓</w:t>
+      </w:r>
+      <w:r>
+        <w:br/>
+        <w:t>Admins</w:t>
+      </w:r>
+      <w:r>
+        <w:br/>
+        <w:t xml:space="preserve">   ↓</w:t>
+      </w:r>
+      <w:r>
+        <w:br/>
+        <w:t>Employees</w:t>
+      </w:r>
+      <w:r>
+        <w:br/>
+        <w:t xml:space="preserve">   ↓</w:t>
+      </w:r>
+      <w:r>
+        <w:br/>
+        <w:t>Tasks</w:t>
+      </w:r>
+    </w:p>
+    <w:p>
+      <w:r>
+        <w:t>Complaints flow through spatial governance:</w:t>
+      </w:r>
+    </w:p>
+    <w:p>
+      <w:r>
+        <w:t>Complaint</w:t>
+      </w:r>
+      <w:r>
+        <w:br/>
+        <w:t xml:space="preserve">   ↓</w:t>
+      </w:r>
+      <w:r>
+        <w:br/>
+        <w:t>Geo lookup</w:t>
+      </w:r>
+      <w:r>
+        <w:br/>
+        <w:t xml:space="preserve">   ↓</w:t>
+      </w:r>
+      <w:r>
+        <w:br/>
+        <w:t>Zone detection</w:t>
+      </w:r>
+      <w:r>
+        <w:br/>
+        <w:t xml:space="preserve">   ↓</w:t>
+      </w:r>
+      <w:r>
+        <w:br/>
+        <w:t>Department routing</w:t>
+      </w:r>
+      <w:r>
+        <w:br/>
+        <w:t xml:space="preserve">   ↓</w:t>
+      </w:r>
+      <w:r>
+        <w:br/>
+        <w:t>Admin visibility</w:t>
+      </w:r>
+      <w:r>
+        <w:br/>
+        <w:t xml:space="preserve">   ↓</w:t>
+      </w:r>
+      <w:r>
+        <w:br/>
+        <w:t>Employee task</w:t>
+      </w:r>
+    </w:p>
+    <w:p>
+      <w:r>
+        <w:pict w14:anchorId="62C27DB5">
+          <v:rect id="_x0000_i1044" style="width:0;height:1.5pt" o:hralign="center" o:hrstd="t" o:hr="t" fillcolor="#a0a0a0" stroked="f"/>
+        </w:pict>
+      </w:r>
+    </w:p>
+    <w:p>
+      <w:pPr>
+        <w:rPr>
+          <w:b/>
+          <w:bCs/>
+        </w:rPr>
+      </w:pPr>
+      <w:r>
+        <w:rPr>
+          <w:b/>
+          <w:bCs/>
+        </w:rPr>
+        <w:t>12. Why This Design Is Powerful</w:t>
+      </w:r>
+    </w:p>
+    <w:p>
+      <w:r>
+        <w:t>This single addition solves three problems:</w:t>
+      </w:r>
+    </w:p>
+    <w:p>
+      <w:pPr>
+        <w:numPr>
+          <w:ilvl w:val="0"/>
+          <w:numId w:val="1"/>
+        </w:numPr>
+      </w:pPr>
+      <w:r>
+        <w:rPr>
+          <w:b/>
+          <w:bCs/>
+        </w:rPr>
+        <w:t>access control</w:t>
+      </w:r>
+    </w:p>
+    <w:p>
+      <w:pPr>
+        <w:numPr>
+          <w:ilvl w:val="0"/>
+          <w:numId w:val="1"/>
+        </w:numPr>
+      </w:pPr>
+      <w:r>
+        <w:rPr>
+          <w:b/>
+          <w:bCs/>
+        </w:rPr>
+        <w:t>organizational hierarchy</w:t>
+      </w:r>
+    </w:p>
+    <w:p>
+      <w:pPr>
+        <w:numPr>
+          <w:ilvl w:val="0"/>
+          <w:numId w:val="1"/>
+        </w:numPr>
+      </w:pPr>
+      <w:r>
+        <w:rPr>
+          <w:b/>
+          <w:bCs/>
+        </w:rPr>
+        <w:t>spatial governance</w:t>
+      </w:r>
+    </w:p>
+    <w:p>
+      <w:r>
+        <w:t xml:space="preserve">Cities are not databases. They are </w:t>
+      </w:r>
+      <w:r>
+        <w:rPr>
+          <w:b/>
+          <w:bCs/>
+        </w:rPr>
+        <w:t>territories managed by hierarchies</w:t>
+      </w:r>
+      <w:r>
+        <w:t>.</w:t>
+      </w:r>
+    </w:p>
+    <w:p>
+      <w:r>
+        <w:t>Your schema now reflects that.</w:t>
       </w:r>
     </w:p>
     <w:p/>
@@ -2505,6 +2714,163 @@
     </w:sectPr>
   </w:body>
 </w:document>
+</file>
+
+<file path=word/numbering.xml><?xml version="1.0" encoding="utf-8"?>
+<w:numbering xmlns:wpc="http://schemas.microsoft.com/office/word/2010/wordprocessingCanvas" xmlns:cx="http://schemas.microsoft.com/office/drawing/2014/chartex" xmlns:cx1="http://schemas.microsoft.com/office/drawing/2015/9/8/chartex" xmlns:cx2="http://schemas.microsoft.com/office/drawing/2015/10/21/chartex" xmlns:cx3="http://schemas.microsoft.com/office/drawing/2016/5/9/chartex" xmlns:cx4="http://schemas.microsoft.com/office/drawing/2016/5/10/chartex" xmlns:cx5="http://schemas.microsoft.com/office/drawing/2016/5/11/chartex" xmlns:cx6="http://schemas.microsoft.com/office/drawing/2016/5/12/chartex" xmlns:cx7="http://schemas.microsoft.com/office/drawing/2016/5/13/chartex" xmlns:cx8="http://schemas.microsoft.com/office/drawing/2016/5/14/chartex" xmlns:mc="http://schemas.openxmlformats.org/markup-compatibility/2006" xmlns:aink="http://schemas.microsoft.com/office/drawing/2016/ink" xmlns:am3d="http://schemas.microsoft.com/office/drawing/2017/model3d" xmlns:o="urn:schemas-microsoft-com:office:office" xmlns:oel="http://schemas.microsoft.com/office/2019/extlst" xmlns:r="http://schemas.openxmlformats.org/officeDocument/2006/relationships" xmlns:m="http://schemas.openxmlformats.org/officeDocument/2006/math" xmlns:v="urn:schemas-microsoft-com:vml" xmlns:wp14="http://schemas.microsoft.com/office/word/2010/wordprocessingDrawing" xmlns:wp="http://schemas.openxmlformats.org/drawingml/2006/wordprocessingDrawing" xmlns:w10="urn:schemas-microsoft-com:office:word" xmlns:w="http://schemas.openxmlformats.org/wordprocessingml/2006/main" xmlns:w14="http://schemas.microsoft.com/office/word/2010/wordml" xmlns:w15="http://schemas.microsoft.com/office/word/2012/wordml" xmlns:w16cex="http://schemas.microsoft.com/office/word/2018/wordml/cex" xmlns:w16cid="http://schemas.microsoft.com/office/word/2016/wordml/cid" xmlns:w16="http://schemas.microsoft.com/office/word/2018/wordml" xmlns:w16du="http://schemas.microsoft.com/office/word/2023/wordml/word16du" xmlns:w16sdtdh="http://schemas.microsoft.com/office/word/2020/wordml/sdtdatahash" xmlns:w16sdtfl="http://schemas.microsoft.com/office/word/2024/wordml/sdtformatlock" xmlns:w16se="http://schemas.microsoft.com/office/word/2015/wordml/symex" xmlns:wpg="http://schemas.microsoft.com/office/word/2010/wordprocessingGroup" xmlns:wpi="http://schemas.microsoft.com/office/word/2010/wordprocessingInk" xmlns:wne="http://schemas.microsoft.com/office/word/2006/wordml" xmlns:wps="http://schemas.microsoft.com/office/word/2010/wordprocessingShape" mc:Ignorable="w14 w15 w16se w16cid w16 w16cex w16sdtdh w16sdtfl w16du wp14">
+  <w:abstractNum w:abstractNumId="0" w15:restartNumberingAfterBreak="0">
+    <w:nsid w:val="086C465A"/>
+    <w:multiLevelType w:val="multilevel"/>
+    <w:tmpl w:val="78C0FACE"/>
+    <w:lvl w:ilvl="0">
+      <w:start w:val="1"/>
+      <w:numFmt w:val="bullet"/>
+      <w:lvlText w:val=""/>
+      <w:lvlJc w:val="left"/>
+      <w:pPr>
+        <w:tabs>
+          <w:tab w:val="num" w:pos="720"/>
+        </w:tabs>
+        <w:ind w:left="720" w:hanging="360"/>
+      </w:pPr>
+      <w:rPr>
+        <w:rFonts w:ascii="Symbol" w:hAnsi="Symbol" w:hint="default"/>
+        <w:sz w:val="20"/>
+      </w:rPr>
+    </w:lvl>
+    <w:lvl w:ilvl="1" w:tentative="1">
+      <w:start w:val="1"/>
+      <w:numFmt w:val="bullet"/>
+      <w:lvlText w:val="o"/>
+      <w:lvlJc w:val="left"/>
+      <w:pPr>
+        <w:tabs>
+          <w:tab w:val="num" w:pos="1440"/>
+        </w:tabs>
+        <w:ind w:left="1440" w:hanging="360"/>
+      </w:pPr>
+      <w:rPr>
+        <w:rFonts w:ascii="Courier New" w:hAnsi="Courier New" w:hint="default"/>
+        <w:sz w:val="20"/>
+      </w:rPr>
+    </w:lvl>
+    <w:lvl w:ilvl="2" w:tentative="1">
+      <w:start w:val="1"/>
+      <w:numFmt w:val="bullet"/>
+      <w:lvlText w:val=""/>
+      <w:lvlJc w:val="left"/>
+      <w:pPr>
+        <w:tabs>
+          <w:tab w:val="num" w:pos="2160"/>
+        </w:tabs>
+        <w:ind w:left="2160" w:hanging="360"/>
+      </w:pPr>
+      <w:rPr>
+        <w:rFonts w:ascii="Wingdings" w:hAnsi="Wingdings" w:hint="default"/>
+        <w:sz w:val="20"/>
+      </w:rPr>
+    </w:lvl>
+    <w:lvl w:ilvl="3" w:tentative="1">
+      <w:start w:val="1"/>
+      <w:numFmt w:val="bullet"/>
+      <w:lvlText w:val=""/>
+      <w:lvlJc w:val="left"/>
+      <w:pPr>
+        <w:tabs>
+          <w:tab w:val="num" w:pos="2880"/>
+        </w:tabs>
+        <w:ind w:left="2880" w:hanging="360"/>
+      </w:pPr>
+      <w:rPr>
+        <w:rFonts w:ascii="Wingdings" w:hAnsi="Wingdings" w:hint="default"/>
+        <w:sz w:val="20"/>
+      </w:rPr>
+    </w:lvl>
+    <w:lvl w:ilvl="4" w:tentative="1">
+      <w:start w:val="1"/>
+      <w:numFmt w:val="bullet"/>
+      <w:lvlText w:val=""/>
+      <w:lvlJc w:val="left"/>
+      <w:pPr>
+        <w:tabs>
+          <w:tab w:val="num" w:pos="3600"/>
+        </w:tabs>
+        <w:ind w:left="3600" w:hanging="360"/>
+      </w:pPr>
+      <w:rPr>
+        <w:rFonts w:ascii="Wingdings" w:hAnsi="Wingdings" w:hint="default"/>
+        <w:sz w:val="20"/>
+      </w:rPr>
+    </w:lvl>
+    <w:lvl w:ilvl="5" w:tentative="1">
+      <w:start w:val="1"/>
+      <w:numFmt w:val="bullet"/>
+      <w:lvlText w:val=""/>
+      <w:lvlJc w:val="left"/>
+      <w:pPr>
+        <w:tabs>
+          <w:tab w:val="num" w:pos="4320"/>
+        </w:tabs>
+        <w:ind w:left="4320" w:hanging="360"/>
+      </w:pPr>
+      <w:rPr>
+        <w:rFonts w:ascii="Wingdings" w:hAnsi="Wingdings" w:hint="default"/>
+        <w:sz w:val="20"/>
+      </w:rPr>
+    </w:lvl>
+    <w:lvl w:ilvl="6" w:tentative="1">
+      <w:start w:val="1"/>
+      <w:numFmt w:val="bullet"/>
+      <w:lvlText w:val=""/>
+      <w:lvlJc w:val="left"/>
+      <w:pPr>
+        <w:tabs>
+          <w:tab w:val="num" w:pos="5040"/>
+        </w:tabs>
+        <w:ind w:left="5040" w:hanging="360"/>
+      </w:pPr>
+      <w:rPr>
+        <w:rFonts w:ascii="Wingdings" w:hAnsi="Wingdings" w:hint="default"/>
+        <w:sz w:val="20"/>
+      </w:rPr>
+    </w:lvl>
+    <w:lvl w:ilvl="7" w:tentative="1">
+      <w:start w:val="1"/>
+      <w:numFmt w:val="bullet"/>
+      <w:lvlText w:val=""/>
+      <w:lvlJc w:val="left"/>
+      <w:pPr>
+        <w:tabs>
+          <w:tab w:val="num" w:pos="5760"/>
+        </w:tabs>
+        <w:ind w:left="5760" w:hanging="360"/>
+      </w:pPr>
+      <w:rPr>
+        <w:rFonts w:ascii="Wingdings" w:hAnsi="Wingdings" w:hint="default"/>
+        <w:sz w:val="20"/>
+      </w:rPr>
+    </w:lvl>
+    <w:lvl w:ilvl="8" w:tentative="1">
+      <w:start w:val="1"/>
+      <w:numFmt w:val="bullet"/>
+      <w:lvlText w:val=""/>
+      <w:lvlJc w:val="left"/>
+      <w:pPr>
+        <w:tabs>
+          <w:tab w:val="num" w:pos="6480"/>
+        </w:tabs>
+        <w:ind w:left="6480" w:hanging="360"/>
+      </w:pPr>
+      <w:rPr>
+        <w:rFonts w:ascii="Wingdings" w:hAnsi="Wingdings" w:hint="default"/>
+        <w:sz w:val="20"/>
+      </w:rPr>
+    </w:lvl>
+  </w:abstractNum>
+  <w:num w:numId="1" w16cid:durableId="434793200">
+    <w:abstractNumId w:val="0"/>
+  </w:num>
+</w:numbering>
 </file>
 
 <file path=word/styles.xml><?xml version="1.0" encoding="utf-8"?>
